--- a/Assignments/Aiml Assignment3.docx
+++ b/Assignments/Aiml Assignment3.docx
@@ -21,7 +21,7 @@
           <w:sz w:val="36"/>
           <w:szCs w:val="36"/>
         </w:rPr>
-        <w:t>Assignment No</w:t>
+        <w:t>Assignment No 3</w:t>
       </w:r>
       <w:r>
         <w:rPr>
@@ -31,7 +31,6 @@
           <w:sz w:val="36"/>
           <w:szCs w:val="36"/>
         </w:rPr>
-        <w:t xml:space="preserve"> </w:t>
       </w:r>
       <w:r>
         <w:rPr>
@@ -41,7 +40,6 @@
           <w:sz w:val="36"/>
           <w:szCs w:val="36"/>
         </w:rPr>
-        <w:t>3</w:t>
       </w:r>
     </w:p>
     <w:p>
@@ -60,7 +58,7 @@
           <w:sz w:val="28"/>
           <w:szCs w:val="28"/>
         </w:rPr>
-        <w:t>Aim:</w:t>
+        <w:t>Aim: Apply dimensionality reduction using PCA.</w:t>
       </w:r>
       <w:r>
         <w:rPr>
@@ -68,7 +66,6 @@
           <w:b/>
           <w:bCs/>
         </w:rPr>
-        <w:t xml:space="preserve"> </w:t>
       </w:r>
       <w:r>
         <w:rPr>
@@ -76,7 +73,6 @@
           <w:sz w:val="24"/>
           <w:szCs w:val="24"/>
         </w:rPr>
-        <w:t>Apply dimensionality reduction using PCA</w:t>
       </w:r>
     </w:p>
     <w:p>
@@ -114,25 +110,23 @@
           <w:sz w:val="24"/>
           <w:szCs w:val="22"/>
         </w:rPr>
-        <w:t xml:space="preserve">import </w:t>
-      </w:r>
-      <w:proofErr w:type="spellStart"/>
-      <w:r>
-        <w:rPr>
-          <w:rFonts w:ascii="Times New Roman" w:hAnsi="Times New Roman" w:cs="Times New Roman"/>
-          <w:sz w:val="24"/>
-          <w:szCs w:val="22"/>
-        </w:rPr>
-        <w:t>numpy</w:t>
-      </w:r>
-      <w:proofErr w:type="spellEnd"/>
-      <w:r>
-        <w:rPr>
-          <w:rFonts w:ascii="Times New Roman" w:hAnsi="Times New Roman" w:cs="Times New Roman"/>
-          <w:sz w:val="24"/>
-          <w:szCs w:val="22"/>
-        </w:rPr>
-        <w:t xml:space="preserve"> as np</w:t>
+        <w:t>import numpy as np</w:t>
+      </w:r>
+      <w:proofErr w:type="spellStart"/>
+      <w:r>
+        <w:rPr>
+          <w:rFonts w:ascii="Times New Roman" w:hAnsi="Times New Roman" w:cs="Times New Roman"/>
+          <w:sz w:val="24"/>
+          <w:szCs w:val="22"/>
+        </w:rPr>
+      </w:r>
+      <w:proofErr w:type="spellEnd"/>
+      <w:r>
+        <w:rPr>
+          <w:rFonts w:ascii="Times New Roman" w:hAnsi="Times New Roman" w:cs="Times New Roman"/>
+          <w:sz w:val="24"/>
+          <w:szCs w:val="22"/>
+        </w:rPr>
       </w:r>
     </w:p>
     <w:p>
@@ -166,7 +160,7 @@
           <w:sz w:val="24"/>
           <w:szCs w:val="22"/>
         </w:rPr>
-        <w:t xml:space="preserve">from </w:t>
+        <w:t>import matplotlib.pyplot as plt</w:t>
       </w:r>
       <w:proofErr w:type="spellStart"/>
       <w:proofErr w:type="gramStart"/>
@@ -176,7 +170,6 @@
           <w:sz w:val="24"/>
           <w:szCs w:val="22"/>
         </w:rPr>
-        <w:t>sklearn.preprocessing</w:t>
       </w:r>
       <w:proofErr w:type="spellEnd"/>
       <w:proofErr w:type="gramEnd"/>
@@ -186,34 +179,32 @@
           <w:sz w:val="24"/>
           <w:szCs w:val="22"/>
         </w:rPr>
-        <w:t xml:space="preserve"> import </w:t>
-      </w:r>
-      <w:proofErr w:type="spellStart"/>
-      <w:r>
-        <w:rPr>
-          <w:rFonts w:ascii="Times New Roman" w:hAnsi="Times New Roman" w:cs="Times New Roman"/>
-          <w:sz w:val="24"/>
-          <w:szCs w:val="22"/>
-        </w:rPr>
-        <w:t>StandardScaler</w:t>
-      </w:r>
-      <w:proofErr w:type="spellEnd"/>
-    </w:p>
-    <w:p>
-      <w:pPr>
-        <w:rPr>
-          <w:rFonts w:ascii="Times New Roman" w:hAnsi="Times New Roman" w:cs="Times New Roman"/>
-          <w:sz w:val="24"/>
-          <w:szCs w:val="22"/>
-        </w:rPr>
-      </w:pPr>
-      <w:r>
-        <w:rPr>
-          <w:rFonts w:ascii="Times New Roman" w:hAnsi="Times New Roman" w:cs="Times New Roman"/>
-          <w:sz w:val="24"/>
-          <w:szCs w:val="22"/>
-        </w:rPr>
-        <w:t xml:space="preserve">from </w:t>
+      </w:r>
+      <w:proofErr w:type="spellStart"/>
+      <w:r>
+        <w:rPr>
+          <w:rFonts w:ascii="Times New Roman" w:hAnsi="Times New Roman" w:cs="Times New Roman"/>
+          <w:sz w:val="24"/>
+          <w:szCs w:val="22"/>
+        </w:rPr>
+      </w:r>
+      <w:proofErr w:type="spellEnd"/>
+    </w:p>
+    <w:p>
+      <w:pPr>
+        <w:rPr>
+          <w:rFonts w:ascii="Times New Roman" w:hAnsi="Times New Roman" w:cs="Times New Roman"/>
+          <w:sz w:val="24"/>
+          <w:szCs w:val="22"/>
+        </w:rPr>
+      </w:pPr>
+      <w:r>
+        <w:rPr>
+          <w:rFonts w:ascii="Times New Roman" w:hAnsi="Times New Roman" w:cs="Times New Roman"/>
+          <w:sz w:val="24"/>
+          <w:szCs w:val="22"/>
+        </w:rPr>
+        <w:t>from sklearn.datasets import load_iris</w:t>
       </w:r>
       <w:proofErr w:type="spellStart"/>
       <w:proofErr w:type="gramStart"/>
@@ -223,7 +214,6 @@
           <w:sz w:val="24"/>
           <w:szCs w:val="22"/>
         </w:rPr>
-        <w:t>sklearn.decomposition</w:t>
       </w:r>
       <w:proofErr w:type="spellEnd"/>
       <w:proofErr w:type="gramEnd"/>
@@ -233,24 +223,23 @@
           <w:sz w:val="24"/>
           <w:szCs w:val="22"/>
         </w:rPr>
-        <w:t xml:space="preserve"> import PCA</w:t>
-      </w:r>
-    </w:p>
-    <w:p>
-      <w:pPr>
-        <w:rPr>
-          <w:rFonts w:ascii="Times New Roman" w:hAnsi="Times New Roman" w:cs="Times New Roman"/>
-          <w:sz w:val="24"/>
-          <w:szCs w:val="22"/>
-        </w:rPr>
-      </w:pPr>
-      <w:r>
-        <w:rPr>
-          <w:rFonts w:ascii="Times New Roman" w:hAnsi="Times New Roman" w:cs="Times New Roman"/>
-          <w:sz w:val="24"/>
-          <w:szCs w:val="22"/>
-        </w:rPr>
-        <w:t xml:space="preserve">import </w:t>
+      </w:r>
+    </w:p>
+    <w:p>
+      <w:pPr>
+        <w:rPr>
+          <w:rFonts w:ascii="Times New Roman" w:hAnsi="Times New Roman" w:cs="Times New Roman"/>
+          <w:sz w:val="24"/>
+          <w:szCs w:val="22"/>
+        </w:rPr>
+      </w:pPr>
+      <w:r>
+        <w:rPr>
+          <w:rFonts w:ascii="Times New Roman" w:hAnsi="Times New Roman" w:cs="Times New Roman"/>
+          <w:sz w:val="24"/>
+          <w:szCs w:val="22"/>
+        </w:rPr>
+        <w:t>from sklearn.preprocessing import StandardScaler</w:t>
       </w:r>
       <w:proofErr w:type="spellStart"/>
       <w:proofErr w:type="gramStart"/>
@@ -260,7 +249,6 @@
           <w:sz w:val="24"/>
           <w:szCs w:val="22"/>
         </w:rPr>
-        <w:t>matplotlib.pyplot</w:t>
       </w:r>
       <w:proofErr w:type="spellEnd"/>
       <w:proofErr w:type="gramEnd"/>
@@ -270,51 +258,48 @@
           <w:sz w:val="24"/>
           <w:szCs w:val="22"/>
         </w:rPr>
-        <w:t xml:space="preserve"> as </w:t>
-      </w:r>
-      <w:proofErr w:type="spellStart"/>
-      <w:r>
-        <w:rPr>
-          <w:rFonts w:ascii="Times New Roman" w:hAnsi="Times New Roman" w:cs="Times New Roman"/>
-          <w:sz w:val="24"/>
-          <w:szCs w:val="22"/>
-        </w:rPr>
-        <w:t>plt</w:t>
-      </w:r>
-      <w:proofErr w:type="spellEnd"/>
-    </w:p>
-    <w:p>
-      <w:pPr>
-        <w:rPr>
-          <w:rFonts w:ascii="Times New Roman" w:hAnsi="Times New Roman" w:cs="Times New Roman"/>
-          <w:sz w:val="24"/>
-          <w:szCs w:val="22"/>
-        </w:rPr>
-      </w:pPr>
-      <w:r>
-        <w:rPr>
-          <w:rFonts w:ascii="Times New Roman" w:hAnsi="Times New Roman" w:cs="Times New Roman"/>
-          <w:sz w:val="24"/>
-          <w:szCs w:val="22"/>
-        </w:rPr>
-        <w:t># Step 1: Load dataset (example: Iris dataset)</w:t>
-      </w:r>
-    </w:p>
-    <w:p>
-      <w:pPr>
-        <w:rPr>
-          <w:rFonts w:ascii="Times New Roman" w:hAnsi="Times New Roman" w:cs="Times New Roman"/>
-          <w:sz w:val="24"/>
-          <w:szCs w:val="22"/>
-        </w:rPr>
-      </w:pPr>
-      <w:r>
-        <w:rPr>
-          <w:rFonts w:ascii="Times New Roman" w:hAnsi="Times New Roman" w:cs="Times New Roman"/>
-          <w:sz w:val="24"/>
-          <w:szCs w:val="22"/>
-        </w:rPr>
-        <w:t xml:space="preserve">from </w:t>
+      </w:r>
+      <w:proofErr w:type="spellStart"/>
+      <w:r>
+        <w:rPr>
+          <w:rFonts w:ascii="Times New Roman" w:hAnsi="Times New Roman" w:cs="Times New Roman"/>
+          <w:sz w:val="24"/>
+          <w:szCs w:val="22"/>
+        </w:rPr>
+      </w:r>
+      <w:proofErr w:type="spellEnd"/>
+    </w:p>
+    <w:p>
+      <w:pPr>
+        <w:rPr>
+          <w:rFonts w:ascii="Times New Roman" w:hAnsi="Times New Roman" w:cs="Times New Roman"/>
+          <w:sz w:val="24"/>
+          <w:szCs w:val="22"/>
+        </w:rPr>
+      </w:pPr>
+      <w:r>
+        <w:rPr>
+          <w:rFonts w:ascii="Times New Roman" w:hAnsi="Times New Roman" w:cs="Times New Roman"/>
+          <w:sz w:val="24"/>
+          <w:szCs w:val="22"/>
+        </w:rPr>
+        <w:t>from sklearn.decomposition import PCA</w:t>
+      </w:r>
+    </w:p>
+    <w:p>
+      <w:pPr>
+        <w:rPr>
+          <w:rFonts w:ascii="Times New Roman" w:hAnsi="Times New Roman" w:cs="Times New Roman"/>
+          <w:sz w:val="24"/>
+          <w:szCs w:val="22"/>
+        </w:rPr>
+      </w:pPr>
+      <w:r>
+        <w:rPr>
+          <w:rFonts w:ascii="Times New Roman" w:hAnsi="Times New Roman" w:cs="Times New Roman"/>
+          <w:sz w:val="24"/>
+          <w:szCs w:val="22"/>
+        </w:rPr>
       </w:r>
       <w:proofErr w:type="spellStart"/>
       <w:proofErr w:type="gramStart"/>
@@ -324,7 +309,6 @@
           <w:sz w:val="24"/>
           <w:szCs w:val="22"/>
         </w:rPr>
-        <w:t>sklearn.datasets</w:t>
       </w:r>
       <w:proofErr w:type="spellEnd"/>
       <w:proofErr w:type="gramEnd"/>
@@ -334,43 +318,40 @@
           <w:sz w:val="24"/>
           <w:szCs w:val="22"/>
         </w:rPr>
-        <w:t xml:space="preserve"> import </w:t>
-      </w:r>
-      <w:proofErr w:type="spellStart"/>
-      <w:r>
-        <w:rPr>
-          <w:rFonts w:ascii="Times New Roman" w:hAnsi="Times New Roman" w:cs="Times New Roman"/>
-          <w:sz w:val="24"/>
-          <w:szCs w:val="22"/>
-        </w:rPr>
-        <w:t>load_iris</w:t>
-      </w:r>
-      <w:proofErr w:type="spellEnd"/>
-    </w:p>
-    <w:p>
-      <w:pPr>
-        <w:rPr>
-          <w:rFonts w:ascii="Times New Roman" w:hAnsi="Times New Roman" w:cs="Times New Roman"/>
-          <w:sz w:val="24"/>
-          <w:szCs w:val="22"/>
-        </w:rPr>
-      </w:pPr>
-      <w:r>
-        <w:rPr>
-          <w:rFonts w:ascii="Times New Roman" w:hAnsi="Times New Roman" w:cs="Times New Roman"/>
-          <w:sz w:val="24"/>
-          <w:szCs w:val="22"/>
-        </w:rPr>
-        <w:t xml:space="preserve">data = </w:t>
-      </w:r>
-      <w:proofErr w:type="spellStart"/>
-      <w:r>
-        <w:rPr>
-          <w:rFonts w:ascii="Times New Roman" w:hAnsi="Times New Roman" w:cs="Times New Roman"/>
-          <w:sz w:val="24"/>
-          <w:szCs w:val="22"/>
-        </w:rPr>
-        <w:t>load_</w:t>
+      </w:r>
+      <w:proofErr w:type="spellStart"/>
+      <w:r>
+        <w:rPr>
+          <w:rFonts w:ascii="Times New Roman" w:hAnsi="Times New Roman" w:cs="Times New Roman"/>
+          <w:sz w:val="24"/>
+          <w:szCs w:val="22"/>
+        </w:rPr>
+      </w:r>
+      <w:proofErr w:type="spellEnd"/>
+    </w:p>
+    <w:p>
+      <w:pPr>
+        <w:rPr>
+          <w:rFonts w:ascii="Times New Roman" w:hAnsi="Times New Roman" w:cs="Times New Roman"/>
+          <w:sz w:val="24"/>
+          <w:szCs w:val="22"/>
+        </w:rPr>
+      </w:pPr>
+      <w:r>
+        <w:rPr>
+          <w:rFonts w:ascii="Times New Roman" w:hAnsi="Times New Roman" w:cs="Times New Roman"/>
+          <w:sz w:val="24"/>
+          <w:szCs w:val="22"/>
+        </w:rPr>
+        <w:t># Step 1: Load the Iris dataset</w:t>
+      </w:r>
+      <w:proofErr w:type="spellStart"/>
+      <w:r>
+        <w:rPr>
+          <w:rFonts w:ascii="Times New Roman" w:hAnsi="Times New Roman" w:cs="Times New Roman"/>
+          <w:sz w:val="24"/>
+          <w:szCs w:val="22"/>
+        </w:rPr>
       </w:r>
       <w:proofErr w:type="gramStart"/>
       <w:r>
@@ -379,16 +360,14 @@
           <w:sz w:val="24"/>
           <w:szCs w:val="22"/>
         </w:rPr>
-        <w:t>iris</w:t>
-      </w:r>
-      <w:proofErr w:type="spellEnd"/>
-      <w:r>
-        <w:rPr>
-          <w:rFonts w:ascii="Times New Roman" w:hAnsi="Times New Roman" w:cs="Times New Roman"/>
-          <w:sz w:val="24"/>
-          <w:szCs w:val="22"/>
-        </w:rPr>
-        <w:t>(</w:t>
+      </w:r>
+      <w:proofErr w:type="spellEnd"/>
+      <w:r>
+        <w:rPr>
+          <w:rFonts w:ascii="Times New Roman" w:hAnsi="Times New Roman" w:cs="Times New Roman"/>
+          <w:sz w:val="24"/>
+          <w:szCs w:val="22"/>
+        </w:rPr>
       </w:r>
       <w:proofErr w:type="gramEnd"/>
       <w:r>
@@ -397,59 +376,56 @@
           <w:sz w:val="24"/>
           <w:szCs w:val="22"/>
         </w:rPr>
-        <w:t>)</w:t>
-      </w:r>
-    </w:p>
-    <w:p>
-      <w:pPr>
-        <w:rPr>
-          <w:rFonts w:ascii="Times New Roman" w:hAnsi="Times New Roman" w:cs="Times New Roman"/>
-          <w:sz w:val="24"/>
-          <w:szCs w:val="22"/>
-        </w:rPr>
-      </w:pPr>
-      <w:r>
-        <w:rPr>
-          <w:rFonts w:ascii="Times New Roman" w:hAnsi="Times New Roman" w:cs="Times New Roman"/>
-          <w:sz w:val="24"/>
-          <w:szCs w:val="22"/>
-        </w:rPr>
-        <w:t xml:space="preserve">X = </w:t>
-      </w:r>
-      <w:proofErr w:type="spellStart"/>
-      <w:r>
-        <w:rPr>
-          <w:rFonts w:ascii="Times New Roman" w:hAnsi="Times New Roman" w:cs="Times New Roman"/>
-          <w:sz w:val="24"/>
-          <w:szCs w:val="22"/>
-        </w:rPr>
-        <w:t>data.data</w:t>
-      </w:r>
-      <w:proofErr w:type="spellEnd"/>
-      <w:r>
-        <w:rPr>
-          <w:rFonts w:ascii="Times New Roman" w:hAnsi="Times New Roman" w:cs="Times New Roman"/>
-          <w:sz w:val="24"/>
-          <w:szCs w:val="22"/>
-        </w:rPr>
-        <w:t xml:space="preserve">       # Features</w:t>
-      </w:r>
-    </w:p>
-    <w:p>
-      <w:pPr>
-        <w:rPr>
-          <w:rFonts w:ascii="Times New Roman" w:hAnsi="Times New Roman" w:cs="Times New Roman"/>
-          <w:sz w:val="24"/>
-          <w:szCs w:val="22"/>
-        </w:rPr>
-      </w:pPr>
-      <w:r>
-        <w:rPr>
-          <w:rFonts w:ascii="Times New Roman" w:hAnsi="Times New Roman" w:cs="Times New Roman"/>
-          <w:sz w:val="24"/>
-          <w:szCs w:val="22"/>
-        </w:rPr>
-        <w:t xml:space="preserve">y = </w:t>
+      </w:r>
+    </w:p>
+    <w:p>
+      <w:pPr>
+        <w:rPr>
+          <w:rFonts w:ascii="Times New Roman" w:hAnsi="Times New Roman" w:cs="Times New Roman"/>
+          <w:sz w:val="24"/>
+          <w:szCs w:val="22"/>
+        </w:rPr>
+      </w:pPr>
+      <w:r>
+        <w:rPr>
+          <w:rFonts w:ascii="Times New Roman" w:hAnsi="Times New Roman" w:cs="Times New Roman"/>
+          <w:sz w:val="24"/>
+          <w:szCs w:val="22"/>
+        </w:rPr>
+        <w:t>iris = load_iris()</w:t>
+      </w:r>
+      <w:proofErr w:type="spellStart"/>
+      <w:r>
+        <w:rPr>
+          <w:rFonts w:ascii="Times New Roman" w:hAnsi="Times New Roman" w:cs="Times New Roman"/>
+          <w:sz w:val="24"/>
+          <w:szCs w:val="22"/>
+        </w:rPr>
+      </w:r>
+      <w:proofErr w:type="spellEnd"/>
+      <w:r>
+        <w:rPr>
+          <w:rFonts w:ascii="Times New Roman" w:hAnsi="Times New Roman" w:cs="Times New Roman"/>
+          <w:sz w:val="24"/>
+          <w:szCs w:val="22"/>
+        </w:rPr>
+      </w:r>
+    </w:p>
+    <w:p>
+      <w:pPr>
+        <w:rPr>
+          <w:rFonts w:ascii="Times New Roman" w:hAnsi="Times New Roman" w:cs="Times New Roman"/>
+          <w:sz w:val="24"/>
+          <w:szCs w:val="22"/>
+        </w:rPr>
+      </w:pPr>
+      <w:r>
+        <w:rPr>
+          <w:rFonts w:ascii="Times New Roman" w:hAnsi="Times New Roman" w:cs="Times New Roman"/>
+          <w:sz w:val="24"/>
+          <w:szCs w:val="22"/>
+        </w:rPr>
+        <w:t>X = iris.data      # 4 feature columns</w:t>
       </w:r>
       <w:proofErr w:type="spellStart"/>
       <w:proofErr w:type="gramStart"/>
@@ -459,7 +435,6 @@
           <w:sz w:val="24"/>
           <w:szCs w:val="22"/>
         </w:rPr>
-        <w:t>data.target</w:t>
       </w:r>
       <w:proofErr w:type="spellEnd"/>
       <w:proofErr w:type="gramEnd"/>
@@ -469,41 +444,40 @@
           <w:sz w:val="24"/>
           <w:szCs w:val="22"/>
         </w:rPr>
-        <w:t xml:space="preserve">     # Labels</w:t>
-      </w:r>
-    </w:p>
-    <w:p>
-      <w:pPr>
-        <w:rPr>
-          <w:rFonts w:ascii="Times New Roman" w:hAnsi="Times New Roman" w:cs="Times New Roman"/>
-          <w:sz w:val="24"/>
-          <w:szCs w:val="22"/>
-        </w:rPr>
-      </w:pPr>
-      <w:r>
-        <w:rPr>
-          <w:rFonts w:ascii="Times New Roman" w:hAnsi="Times New Roman" w:cs="Times New Roman"/>
-          <w:sz w:val="24"/>
-          <w:szCs w:val="22"/>
-        </w:rPr>
-        <w:t># Step 2: Standardize features</w:t>
-      </w:r>
-    </w:p>
-    <w:p>
-      <w:pPr>
-        <w:rPr>
-          <w:rFonts w:ascii="Times New Roman" w:hAnsi="Times New Roman" w:cs="Times New Roman"/>
-          <w:sz w:val="24"/>
-          <w:szCs w:val="22"/>
-        </w:rPr>
-      </w:pPr>
-      <w:r>
-        <w:rPr>
-          <w:rFonts w:ascii="Times New Roman" w:hAnsi="Times New Roman" w:cs="Times New Roman"/>
-          <w:sz w:val="24"/>
-          <w:szCs w:val="22"/>
-        </w:rPr>
-        <w:t xml:space="preserve">scaler = </w:t>
+      </w:r>
+    </w:p>
+    <w:p>
+      <w:pPr>
+        <w:rPr>
+          <w:rFonts w:ascii="Times New Roman" w:hAnsi="Times New Roman" w:cs="Times New Roman"/>
+          <w:sz w:val="24"/>
+          <w:szCs w:val="22"/>
+        </w:rPr>
+      </w:pPr>
+      <w:r>
+        <w:rPr>
+          <w:rFonts w:ascii="Times New Roman" w:hAnsi="Times New Roman" w:cs="Times New Roman"/>
+          <w:sz w:val="24"/>
+          <w:szCs w:val="22"/>
+        </w:rPr>
+        <w:t>y = iris.target    # class labels (0, 1, 2)</w:t>
+      </w:r>
+    </w:p>
+    <w:p>
+      <w:pPr>
+        <w:rPr>
+          <w:rFonts w:ascii="Times New Roman" w:hAnsi="Times New Roman" w:cs="Times New Roman"/>
+          <w:sz w:val="24"/>
+          <w:szCs w:val="22"/>
+        </w:rPr>
+      </w:pPr>
+      <w:r>
+        <w:rPr>
+          <w:rFonts w:ascii="Times New Roman" w:hAnsi="Times New Roman" w:cs="Times New Roman"/>
+          <w:sz w:val="24"/>
+          <w:szCs w:val="22"/>
+        </w:rPr>
+        <w:t>print('Original feature shape:', X.shape)</w:t>
       </w:r>
       <w:proofErr w:type="spellStart"/>
       <w:proofErr w:type="gramStart"/>
@@ -513,16 +487,14 @@
           <w:sz w:val="24"/>
           <w:szCs w:val="22"/>
         </w:rPr>
-        <w:t>StandardScaler</w:t>
-      </w:r>
-      <w:proofErr w:type="spellEnd"/>
-      <w:r>
-        <w:rPr>
-          <w:rFonts w:ascii="Times New Roman" w:hAnsi="Times New Roman" w:cs="Times New Roman"/>
-          <w:sz w:val="24"/>
-          <w:szCs w:val="22"/>
-        </w:rPr>
-        <w:t>(</w:t>
+      </w:r>
+      <w:proofErr w:type="spellEnd"/>
+      <w:r>
+        <w:rPr>
+          <w:rFonts w:ascii="Times New Roman" w:hAnsi="Times New Roman" w:cs="Times New Roman"/>
+          <w:sz w:val="24"/>
+          <w:szCs w:val="22"/>
+        </w:rPr>
       </w:r>
       <w:proofErr w:type="gramEnd"/>
       <w:r>
@@ -531,160 +503,147 @@
           <w:sz w:val="24"/>
           <w:szCs w:val="22"/>
         </w:rPr>
-        <w:t>)</w:t>
-      </w:r>
-    </w:p>
-    <w:p>
-      <w:pPr>
-        <w:rPr>
-          <w:rFonts w:ascii="Times New Roman" w:hAnsi="Times New Roman" w:cs="Times New Roman"/>
-          <w:sz w:val="24"/>
-          <w:szCs w:val="22"/>
-        </w:rPr>
-      </w:pPr>
-      <w:proofErr w:type="spellStart"/>
-      <w:r>
-        <w:rPr>
-          <w:rFonts w:ascii="Times New Roman" w:hAnsi="Times New Roman" w:cs="Times New Roman"/>
-          <w:sz w:val="24"/>
-          <w:szCs w:val="22"/>
-        </w:rPr>
-        <w:t>X_scaled</w:t>
-      </w:r>
-      <w:proofErr w:type="spellEnd"/>
-      <w:r>
-        <w:rPr>
-          <w:rFonts w:ascii="Times New Roman" w:hAnsi="Times New Roman" w:cs="Times New Roman"/>
-          <w:sz w:val="24"/>
-          <w:szCs w:val="22"/>
-        </w:rPr>
-        <w:t xml:space="preserve"> = </w:t>
-      </w:r>
-      <w:proofErr w:type="spellStart"/>
-      <w:r>
-        <w:rPr>
-          <w:rFonts w:ascii="Times New Roman" w:hAnsi="Times New Roman" w:cs="Times New Roman"/>
-          <w:sz w:val="24"/>
-          <w:szCs w:val="22"/>
-        </w:rPr>
-        <w:t>scaler.fit_transform</w:t>
-      </w:r>
-      <w:proofErr w:type="spellEnd"/>
-      <w:r>
-        <w:rPr>
-          <w:rFonts w:ascii="Times New Roman" w:hAnsi="Times New Roman" w:cs="Times New Roman"/>
-          <w:sz w:val="24"/>
-          <w:szCs w:val="22"/>
-        </w:rPr>
-        <w:t>(X)</w:t>
-      </w:r>
-    </w:p>
-    <w:p>
-      <w:pPr>
-        <w:rPr>
-          <w:rFonts w:ascii="Times New Roman" w:hAnsi="Times New Roman" w:cs="Times New Roman"/>
-          <w:sz w:val="24"/>
-          <w:szCs w:val="22"/>
-        </w:rPr>
-      </w:pPr>
-      <w:proofErr w:type="spellStart"/>
-      <w:r>
-        <w:rPr>
-          <w:rFonts w:ascii="Times New Roman" w:hAnsi="Times New Roman" w:cs="Times New Roman"/>
-          <w:sz w:val="24"/>
-          <w:szCs w:val="22"/>
-        </w:rPr>
-        <w:t>pca</w:t>
-      </w:r>
-      <w:proofErr w:type="spellEnd"/>
-      <w:r>
-        <w:rPr>
-          <w:rFonts w:ascii="Times New Roman" w:hAnsi="Times New Roman" w:cs="Times New Roman"/>
-          <w:sz w:val="24"/>
-          <w:szCs w:val="22"/>
-        </w:rPr>
-        <w:t xml:space="preserve"> = PCA(</w:t>
-      </w:r>
-      <w:proofErr w:type="spellStart"/>
-      <w:r>
-        <w:rPr>
-          <w:rFonts w:ascii="Times New Roman" w:hAnsi="Times New Roman" w:cs="Times New Roman"/>
-          <w:sz w:val="24"/>
-          <w:szCs w:val="22"/>
-        </w:rPr>
-        <w:t>n_components</w:t>
-      </w:r>
-      <w:proofErr w:type="spellEnd"/>
-      <w:r>
-        <w:rPr>
-          <w:rFonts w:ascii="Times New Roman" w:hAnsi="Times New Roman" w:cs="Times New Roman"/>
-          <w:sz w:val="24"/>
-          <w:szCs w:val="22"/>
-        </w:rPr>
-        <w:t>=2)</w:t>
-      </w:r>
-    </w:p>
-    <w:p>
-      <w:pPr>
-        <w:rPr>
-          <w:rFonts w:ascii="Times New Roman" w:hAnsi="Times New Roman" w:cs="Times New Roman"/>
-          <w:sz w:val="24"/>
-          <w:szCs w:val="22"/>
-        </w:rPr>
-      </w:pPr>
-      <w:proofErr w:type="spellStart"/>
-      <w:r>
-        <w:rPr>
-          <w:rFonts w:ascii="Times New Roman" w:hAnsi="Times New Roman" w:cs="Times New Roman"/>
-          <w:sz w:val="24"/>
-          <w:szCs w:val="22"/>
-        </w:rPr>
-        <w:t>X_pca</w:t>
-      </w:r>
-      <w:proofErr w:type="spellEnd"/>
-      <w:r>
-        <w:rPr>
-          <w:rFonts w:ascii="Times New Roman" w:hAnsi="Times New Roman" w:cs="Times New Roman"/>
-          <w:sz w:val="24"/>
-          <w:szCs w:val="22"/>
-        </w:rPr>
-        <w:t xml:space="preserve"> = </w:t>
-      </w:r>
-      <w:proofErr w:type="spellStart"/>
-      <w:r>
-        <w:rPr>
-          <w:rFonts w:ascii="Times New Roman" w:hAnsi="Times New Roman" w:cs="Times New Roman"/>
-          <w:sz w:val="24"/>
-          <w:szCs w:val="22"/>
-        </w:rPr>
-        <w:t>pca.fit_transform</w:t>
-      </w:r>
-      <w:proofErr w:type="spellEnd"/>
-      <w:r>
-        <w:rPr>
-          <w:rFonts w:ascii="Times New Roman" w:hAnsi="Times New Roman" w:cs="Times New Roman"/>
-          <w:sz w:val="24"/>
-          <w:szCs w:val="22"/>
-        </w:rPr>
-        <w:t>(</w:t>
-      </w:r>
-      <w:proofErr w:type="spellStart"/>
-      <w:r>
-        <w:rPr>
-          <w:rFonts w:ascii="Times New Roman" w:hAnsi="Times New Roman" w:cs="Times New Roman"/>
-          <w:sz w:val="24"/>
-          <w:szCs w:val="22"/>
-        </w:rPr>
-        <w:t>X_scaled</w:t>
-      </w:r>
-      <w:proofErr w:type="spellEnd"/>
-      <w:r>
-        <w:rPr>
-          <w:rFonts w:ascii="Times New Roman" w:hAnsi="Times New Roman" w:cs="Times New Roman"/>
-          <w:sz w:val="24"/>
-          <w:szCs w:val="22"/>
-        </w:rPr>
-        <w:t>)</w:t>
+      </w:r>
+    </w:p>
+    <w:p>
+      <w:pPr>
+        <w:rPr>
+          <w:rFonts w:ascii="Times New Roman" w:hAnsi="Times New Roman" w:cs="Times New Roman"/>
+          <w:sz w:val="24"/>
+          <w:szCs w:val="22"/>
+        </w:rPr>
+      </w:pPr>
+      <w:proofErr w:type="spellStart"/>
+      <w:r>
+        <w:rPr>
+          <w:rFonts w:ascii="Times New Roman" w:hAnsi="Times New Roman" w:cs="Times New Roman"/>
+          <w:sz w:val="24"/>
+          <w:szCs w:val="22"/>
+        </w:rPr>
+      </w:r>
+      <w:proofErr w:type="spellEnd"/>
+      <w:r>
+        <w:rPr>
+          <w:rFonts w:ascii="Times New Roman" w:hAnsi="Times New Roman" w:cs="Times New Roman"/>
+          <w:sz w:val="24"/>
+          <w:szCs w:val="22"/>
+        </w:rPr>
+      </w:r>
+      <w:proofErr w:type="spellStart"/>
+      <w:r>
+        <w:rPr>
+          <w:rFonts w:ascii="Times New Roman" w:hAnsi="Times New Roman" w:cs="Times New Roman"/>
+          <w:sz w:val="24"/>
+          <w:szCs w:val="22"/>
+        </w:rPr>
+      </w:r>
+      <w:proofErr w:type="spellEnd"/>
+      <w:r>
+        <w:rPr>
+          <w:rFonts w:ascii="Times New Roman" w:hAnsi="Times New Roman" w:cs="Times New Roman"/>
+          <w:sz w:val="24"/>
+          <w:szCs w:val="22"/>
+        </w:rPr>
+      </w:r>
+    </w:p>
+    <w:p>
+      <w:pPr>
+        <w:rPr>
+          <w:rFonts w:ascii="Times New Roman" w:hAnsi="Times New Roman" w:cs="Times New Roman"/>
+          <w:sz w:val="24"/>
+          <w:szCs w:val="22"/>
+        </w:rPr>
+      </w:pPr>
+      <w:proofErr w:type="spellStart"/>
+      <w:r>
+        <w:rPr>
+          <w:rFonts w:ascii="Times New Roman" w:hAnsi="Times New Roman" w:cs="Times New Roman"/>
+          <w:sz w:val="24"/>
+          <w:szCs w:val="22"/>
+        </w:rPr>
+        <w:t># Step 2: Standardize the features</w:t>
+      </w:r>
+      <w:proofErr w:type="spellEnd"/>
+      <w:r>
+        <w:rPr>
+          <w:rFonts w:ascii="Times New Roman" w:hAnsi="Times New Roman" w:cs="Times New Roman"/>
+          <w:sz w:val="24"/>
+          <w:szCs w:val="22"/>
+        </w:rPr>
+      </w:r>
+      <w:proofErr w:type="spellStart"/>
+      <w:r>
+        <w:rPr>
+          <w:rFonts w:ascii="Times New Roman" w:hAnsi="Times New Roman" w:cs="Times New Roman"/>
+          <w:sz w:val="24"/>
+          <w:szCs w:val="22"/>
+        </w:rPr>
+      </w:r>
+      <w:proofErr w:type="spellEnd"/>
+      <w:r>
+        <w:rPr>
+          <w:rFonts w:ascii="Times New Roman" w:hAnsi="Times New Roman" w:cs="Times New Roman"/>
+          <w:sz w:val="24"/>
+          <w:szCs w:val="22"/>
+        </w:rPr>
+      </w:r>
+    </w:p>
+    <w:p>
+      <w:pPr>
+        <w:rPr>
+          <w:rFonts w:ascii="Times New Roman" w:hAnsi="Times New Roman" w:cs="Times New Roman"/>
+          <w:sz w:val="24"/>
+          <w:szCs w:val="22"/>
+        </w:rPr>
+      </w:pPr>
+      <w:proofErr w:type="spellStart"/>
+      <w:r>
+        <w:rPr>
+          <w:rFonts w:ascii="Times New Roman" w:hAnsi="Times New Roman" w:cs="Times New Roman"/>
+          <w:sz w:val="24"/>
+          <w:szCs w:val="22"/>
+        </w:rPr>
+        <w:t>normalizer = StandardScaler()</w:t>
+      </w:r>
+      <w:proofErr w:type="spellEnd"/>
+      <w:r>
+        <w:rPr>
+          <w:rFonts w:ascii="Times New Roman" w:hAnsi="Times New Roman" w:cs="Times New Roman"/>
+          <w:sz w:val="24"/>
+          <w:szCs w:val="22"/>
+        </w:rPr>
+      </w:r>
+      <w:proofErr w:type="spellStart"/>
+      <w:r>
+        <w:rPr>
+          <w:rFonts w:ascii="Times New Roman" w:hAnsi="Times New Roman" w:cs="Times New Roman"/>
+          <w:sz w:val="24"/>
+          <w:szCs w:val="22"/>
+        </w:rPr>
+      </w:r>
+      <w:proofErr w:type="spellEnd"/>
+      <w:r>
+        <w:rPr>
+          <w:rFonts w:ascii="Times New Roman" w:hAnsi="Times New Roman" w:cs="Times New Roman"/>
+          <w:sz w:val="24"/>
+          <w:szCs w:val="22"/>
+        </w:rPr>
+      </w:r>
+      <w:proofErr w:type="spellStart"/>
+      <w:r>
+        <w:rPr>
+          <w:rFonts w:ascii="Times New Roman" w:hAnsi="Times New Roman" w:cs="Times New Roman"/>
+          <w:sz w:val="24"/>
+          <w:szCs w:val="22"/>
+        </w:rPr>
+      </w:r>
+      <w:proofErr w:type="spellEnd"/>
+      <w:r>
+        <w:rPr>
+          <w:rFonts w:ascii="Times New Roman" w:hAnsi="Times New Roman" w:cs="Times New Roman"/>
+          <w:sz w:val="24"/>
+          <w:szCs w:val="22"/>
+        </w:rPr>
       </w:r>
     </w:p>
     <w:p>
@@ -702,7 +661,7 @@
           <w:sz w:val="24"/>
           <w:szCs w:val="22"/>
         </w:rPr>
-        <w:t>print(</w:t>
+        <w:t>X_norm = normalizer.fit_transform(X)</w:t>
       </w:r>
       <w:proofErr w:type="gramEnd"/>
       <w:r>
@@ -711,7 +670,6 @@
           <w:sz w:val="24"/>
           <w:szCs w:val="22"/>
         </w:rPr>
-        <w:t xml:space="preserve">"Explained variance ratio:", </w:t>
       </w:r>
       <w:proofErr w:type="spellStart"/>
       <w:proofErr w:type="gramStart"/>
@@ -721,7 +679,6 @@
           <w:sz w:val="24"/>
           <w:szCs w:val="22"/>
         </w:rPr>
-        <w:t>pca.explained</w:t>
       </w:r>
       <w:proofErr w:type="gramEnd"/>
       <w:r>
@@ -730,16 +687,14 @@
           <w:sz w:val="24"/>
           <w:szCs w:val="22"/>
         </w:rPr>
-        <w:t>_variance_ratio</w:t>
-      </w:r>
-      <w:proofErr w:type="spellEnd"/>
-      <w:r>
-        <w:rPr>
-          <w:rFonts w:ascii="Times New Roman" w:hAnsi="Times New Roman" w:cs="Times New Roman"/>
-          <w:sz w:val="24"/>
-          <w:szCs w:val="22"/>
-        </w:rPr>
-        <w:t>_)</w:t>
+      </w:r>
+      <w:proofErr w:type="spellEnd"/>
+      <w:r>
+        <w:rPr>
+          <w:rFonts w:ascii="Times New Roman" w:hAnsi="Times New Roman" w:cs="Times New Roman"/>
+          <w:sz w:val="24"/>
+          <w:szCs w:val="22"/>
+        </w:rPr>
       </w:r>
     </w:p>
     <w:p>
@@ -757,7 +712,6 @@
           <w:sz w:val="24"/>
           <w:szCs w:val="22"/>
         </w:rPr>
-        <w:t>print(</w:t>
       </w:r>
       <w:proofErr w:type="gramEnd"/>
       <w:r>
@@ -766,7 +720,6 @@
           <w:sz w:val="24"/>
           <w:szCs w:val="22"/>
         </w:rPr>
-        <w:t>"Sum of explained variance:", sum(</w:t>
       </w:r>
       <w:proofErr w:type="spellStart"/>
       <w:proofErr w:type="gramStart"/>
@@ -776,7 +729,6 @@
           <w:sz w:val="24"/>
           <w:szCs w:val="22"/>
         </w:rPr>
-        <w:t>pca.explained</w:t>
       </w:r>
       <w:proofErr w:type="gramEnd"/>
       <w:r>
@@ -785,16 +737,14 @@
           <w:sz w:val="24"/>
           <w:szCs w:val="22"/>
         </w:rPr>
-        <w:t>_variance_ratio</w:t>
-      </w:r>
-      <w:proofErr w:type="spellEnd"/>
-      <w:r>
-        <w:rPr>
-          <w:rFonts w:ascii="Times New Roman" w:hAnsi="Times New Roman" w:cs="Times New Roman"/>
-          <w:sz w:val="24"/>
-          <w:szCs w:val="22"/>
-        </w:rPr>
-        <w:t>_))</w:t>
+      </w:r>
+      <w:proofErr w:type="spellEnd"/>
+      <w:r>
+        <w:rPr>
+          <w:rFonts w:ascii="Times New Roman" w:hAnsi="Times New Roman" w:cs="Times New Roman"/>
+          <w:sz w:val="24"/>
+          <w:szCs w:val="22"/>
+        </w:rPr>
       </w:r>
     </w:p>
     <w:p>
@@ -813,7 +763,7 @@
           <w:sz w:val="24"/>
           <w:szCs w:val="22"/>
         </w:rPr>
-        <w:t>plt.figure</w:t>
+        <w:t># Step 3: Apply PCA to reduce to 2 components</w:t>
       </w:r>
       <w:proofErr w:type="spellEnd"/>
       <w:proofErr w:type="gramEnd"/>
@@ -823,16 +773,14 @@
           <w:sz w:val="24"/>
           <w:szCs w:val="22"/>
         </w:rPr>
-        <w:t>(</w:t>
-      </w:r>
-      <w:proofErr w:type="spellStart"/>
-      <w:r>
-        <w:rPr>
-          <w:rFonts w:ascii="Times New Roman" w:hAnsi="Times New Roman" w:cs="Times New Roman"/>
-          <w:sz w:val="24"/>
-          <w:szCs w:val="22"/>
-        </w:rPr>
-        <w:t>figsize</w:t>
+      </w:r>
+      <w:proofErr w:type="spellStart"/>
+      <w:r>
+        <w:rPr>
+          <w:rFonts w:ascii="Times New Roman" w:hAnsi="Times New Roman" w:cs="Times New Roman"/>
+          <w:sz w:val="24"/>
+          <w:szCs w:val="22"/>
+        </w:rPr>
       </w:r>
       <w:proofErr w:type="spellEnd"/>
       <w:proofErr w:type="gramStart"/>
@@ -842,7 +790,6 @@
           <w:sz w:val="24"/>
           <w:szCs w:val="22"/>
         </w:rPr>
-        <w:t>=(</w:t>
       </w:r>
       <w:proofErr w:type="gramEnd"/>
       <w:r>
@@ -851,60 +798,55 @@
           <w:sz w:val="24"/>
           <w:szCs w:val="22"/>
         </w:rPr>
-        <w:t>8,6))</w:t>
-      </w:r>
-    </w:p>
-    <w:p>
-      <w:pPr>
-        <w:rPr>
-          <w:rFonts w:ascii="Times New Roman" w:hAnsi="Times New Roman" w:cs="Times New Roman"/>
-          <w:sz w:val="24"/>
-          <w:szCs w:val="22"/>
-        </w:rPr>
-      </w:pPr>
-      <w:r>
-        <w:rPr>
-          <w:rFonts w:ascii="Times New Roman" w:hAnsi="Times New Roman" w:cs="Times New Roman"/>
-          <w:sz w:val="24"/>
-          <w:szCs w:val="22"/>
-        </w:rPr>
-        <w:t xml:space="preserve">for </w:t>
-      </w:r>
-      <w:proofErr w:type="spellStart"/>
-      <w:r>
-        <w:rPr>
-          <w:rFonts w:ascii="Times New Roman" w:hAnsi="Times New Roman" w:cs="Times New Roman"/>
-          <w:sz w:val="24"/>
-          <w:szCs w:val="22"/>
-        </w:rPr>
-        <w:t>i</w:t>
-      </w:r>
-      <w:proofErr w:type="spellEnd"/>
-      <w:r>
-        <w:rPr>
-          <w:rFonts w:ascii="Times New Roman" w:hAnsi="Times New Roman" w:cs="Times New Roman"/>
-          <w:sz w:val="24"/>
-          <w:szCs w:val="22"/>
-        </w:rPr>
-        <w:t xml:space="preserve">, </w:t>
-      </w:r>
-      <w:proofErr w:type="spellStart"/>
-      <w:r>
-        <w:rPr>
-          <w:rFonts w:ascii="Times New Roman" w:hAnsi="Times New Roman" w:cs="Times New Roman"/>
-          <w:sz w:val="24"/>
-          <w:szCs w:val="22"/>
-        </w:rPr>
-        <w:t>target_name</w:t>
-      </w:r>
-      <w:proofErr w:type="spellEnd"/>
-      <w:r>
-        <w:rPr>
-          <w:rFonts w:ascii="Times New Roman" w:hAnsi="Times New Roman" w:cs="Times New Roman"/>
-          <w:sz w:val="24"/>
-          <w:szCs w:val="22"/>
-        </w:rPr>
-        <w:t xml:space="preserve"> in enumerate(</w:t>
+      </w:r>
+    </w:p>
+    <w:p>
+      <w:pPr>
+        <w:rPr>
+          <w:rFonts w:ascii="Times New Roman" w:hAnsi="Times New Roman" w:cs="Times New Roman"/>
+          <w:sz w:val="24"/>
+          <w:szCs w:val="22"/>
+        </w:rPr>
+      </w:pPr>
+      <w:r>
+        <w:rPr>
+          <w:rFonts w:ascii="Times New Roman" w:hAnsi="Times New Roman" w:cs="Times New Roman"/>
+          <w:sz w:val="24"/>
+          <w:szCs w:val="22"/>
+        </w:rPr>
+        <w:t>pca = PCA(n_components=2)</w:t>
+      </w:r>
+      <w:proofErr w:type="spellStart"/>
+      <w:r>
+        <w:rPr>
+          <w:rFonts w:ascii="Times New Roman" w:hAnsi="Times New Roman" w:cs="Times New Roman"/>
+          <w:sz w:val="24"/>
+          <w:szCs w:val="22"/>
+        </w:rPr>
+      </w:r>
+      <w:proofErr w:type="spellEnd"/>
+      <w:r>
+        <w:rPr>
+          <w:rFonts w:ascii="Times New Roman" w:hAnsi="Times New Roman" w:cs="Times New Roman"/>
+          <w:sz w:val="24"/>
+          <w:szCs w:val="22"/>
+        </w:rPr>
+      </w:r>
+      <w:proofErr w:type="spellStart"/>
+      <w:r>
+        <w:rPr>
+          <w:rFonts w:ascii="Times New Roman" w:hAnsi="Times New Roman" w:cs="Times New Roman"/>
+          <w:sz w:val="24"/>
+          <w:szCs w:val="22"/>
+        </w:rPr>
+      </w:r>
+      <w:proofErr w:type="spellEnd"/>
+      <w:r>
+        <w:rPr>
+          <w:rFonts w:ascii="Times New Roman" w:hAnsi="Times New Roman" w:cs="Times New Roman"/>
+          <w:sz w:val="24"/>
+          <w:szCs w:val="22"/>
+        </w:rPr>
       </w:r>
       <w:proofErr w:type="spellStart"/>
       <w:proofErr w:type="gramStart"/>
@@ -914,7 +856,6 @@
           <w:sz w:val="24"/>
           <w:szCs w:val="22"/>
         </w:rPr>
-        <w:t>data.target</w:t>
       </w:r>
       <w:proofErr w:type="gramEnd"/>
       <w:r>
@@ -923,33 +864,31 @@
           <w:sz w:val="24"/>
           <w:szCs w:val="22"/>
         </w:rPr>
-        <w:t>_names</w:t>
-      </w:r>
-      <w:proofErr w:type="spellEnd"/>
-      <w:r>
-        <w:rPr>
-          <w:rFonts w:ascii="Times New Roman" w:hAnsi="Times New Roman" w:cs="Times New Roman"/>
-          <w:sz w:val="24"/>
-          <w:szCs w:val="22"/>
-        </w:rPr>
-        <w:t>):</w:t>
-      </w:r>
-    </w:p>
-    <w:p>
-      <w:pPr>
-        <w:rPr>
-          <w:rFonts w:ascii="Times New Roman" w:hAnsi="Times New Roman" w:cs="Times New Roman"/>
-          <w:sz w:val="24"/>
-          <w:szCs w:val="22"/>
-        </w:rPr>
-      </w:pPr>
-      <w:r>
-        <w:rPr>
-          <w:rFonts w:ascii="Times New Roman" w:hAnsi="Times New Roman" w:cs="Times New Roman"/>
-          <w:sz w:val="24"/>
-          <w:szCs w:val="22"/>
-        </w:rPr>
-        <w:t xml:space="preserve">    </w:t>
+      </w:r>
+      <w:proofErr w:type="spellEnd"/>
+      <w:r>
+        <w:rPr>
+          <w:rFonts w:ascii="Times New Roman" w:hAnsi="Times New Roman" w:cs="Times New Roman"/>
+          <w:sz w:val="24"/>
+          <w:szCs w:val="22"/>
+        </w:rPr>
+      </w:r>
+    </w:p>
+    <w:p>
+      <w:pPr>
+        <w:rPr>
+          <w:rFonts w:ascii="Times New Roman" w:hAnsi="Times New Roman" w:cs="Times New Roman"/>
+          <w:sz w:val="24"/>
+          <w:szCs w:val="22"/>
+        </w:rPr>
+      </w:pPr>
+      <w:r>
+        <w:rPr>
+          <w:rFonts w:ascii="Times New Roman" w:hAnsi="Times New Roman" w:cs="Times New Roman"/>
+          <w:sz w:val="24"/>
+          <w:szCs w:val="22"/>
+        </w:rPr>
+        <w:t>X_reduced = pca.fit_transform(X_norm)</w:t>
       </w:r>
       <w:proofErr w:type="spellStart"/>
       <w:proofErr w:type="gramStart"/>
@@ -959,7 +898,6 @@
           <w:sz w:val="24"/>
           <w:szCs w:val="22"/>
         </w:rPr>
-        <w:t>plt.scatter</w:t>
       </w:r>
       <w:proofErr w:type="spellEnd"/>
       <w:proofErr w:type="gramEnd"/>
@@ -969,16 +907,14 @@
           <w:sz w:val="24"/>
           <w:szCs w:val="22"/>
         </w:rPr>
-        <w:t>(</w:t>
-      </w:r>
-      <w:proofErr w:type="spellStart"/>
-      <w:r>
-        <w:rPr>
-          <w:rFonts w:ascii="Times New Roman" w:hAnsi="Times New Roman" w:cs="Times New Roman"/>
-          <w:sz w:val="24"/>
-          <w:szCs w:val="22"/>
-        </w:rPr>
-        <w:t>X_</w:t>
+      </w:r>
+      <w:proofErr w:type="spellStart"/>
+      <w:r>
+        <w:rPr>
+          <w:rFonts w:ascii="Times New Roman" w:hAnsi="Times New Roman" w:cs="Times New Roman"/>
+          <w:sz w:val="24"/>
+          <w:szCs w:val="22"/>
+        </w:rPr>
       </w:r>
       <w:proofErr w:type="gramStart"/>
       <w:r>
@@ -987,16 +923,14 @@
           <w:sz w:val="24"/>
           <w:szCs w:val="22"/>
         </w:rPr>
-        <w:t>pca</w:t>
-      </w:r>
-      <w:proofErr w:type="spellEnd"/>
-      <w:r>
-        <w:rPr>
-          <w:rFonts w:ascii="Times New Roman" w:hAnsi="Times New Roman" w:cs="Times New Roman"/>
-          <w:sz w:val="24"/>
-          <w:szCs w:val="22"/>
-        </w:rPr>
-        <w:t>[</w:t>
+      </w:r>
+      <w:proofErr w:type="spellEnd"/>
+      <w:r>
+        <w:rPr>
+          <w:rFonts w:ascii="Times New Roman" w:hAnsi="Times New Roman" w:cs="Times New Roman"/>
+          <w:sz w:val="24"/>
+          <w:szCs w:val="22"/>
+        </w:rPr>
       </w:r>
       <w:proofErr w:type="gramEnd"/>
       <w:r>
@@ -1005,34 +939,30 @@
           <w:sz w:val="24"/>
           <w:szCs w:val="22"/>
         </w:rPr>
-        <w:t>y==</w:t>
-      </w:r>
-      <w:proofErr w:type="spellStart"/>
-      <w:r>
-        <w:rPr>
-          <w:rFonts w:ascii="Times New Roman" w:hAnsi="Times New Roman" w:cs="Times New Roman"/>
-          <w:sz w:val="24"/>
-          <w:szCs w:val="22"/>
-        </w:rPr>
-        <w:t>i</w:t>
-      </w:r>
-      <w:proofErr w:type="spellEnd"/>
-      <w:r>
-        <w:rPr>
-          <w:rFonts w:ascii="Times New Roman" w:hAnsi="Times New Roman" w:cs="Times New Roman"/>
-          <w:sz w:val="24"/>
-          <w:szCs w:val="22"/>
-        </w:rPr>
-        <w:t xml:space="preserve">, 0], </w:t>
-      </w:r>
-      <w:proofErr w:type="spellStart"/>
-      <w:r>
-        <w:rPr>
-          <w:rFonts w:ascii="Times New Roman" w:hAnsi="Times New Roman" w:cs="Times New Roman"/>
-          <w:sz w:val="24"/>
-          <w:szCs w:val="22"/>
-        </w:rPr>
-        <w:t>X_</w:t>
+      </w:r>
+      <w:proofErr w:type="spellStart"/>
+      <w:r>
+        <w:rPr>
+          <w:rFonts w:ascii="Times New Roman" w:hAnsi="Times New Roman" w:cs="Times New Roman"/>
+          <w:sz w:val="24"/>
+          <w:szCs w:val="22"/>
+        </w:rPr>
+      </w:r>
+      <w:proofErr w:type="spellEnd"/>
+      <w:r>
+        <w:rPr>
+          <w:rFonts w:ascii="Times New Roman" w:hAnsi="Times New Roman" w:cs="Times New Roman"/>
+          <w:sz w:val="24"/>
+          <w:szCs w:val="22"/>
+        </w:rPr>
+      </w:r>
+      <w:proofErr w:type="spellStart"/>
+      <w:r>
+        <w:rPr>
+          <w:rFonts w:ascii="Times New Roman" w:hAnsi="Times New Roman" w:cs="Times New Roman"/>
+          <w:sz w:val="24"/>
+          <w:szCs w:val="22"/>
+        </w:rPr>
       </w:r>
       <w:proofErr w:type="gramStart"/>
       <w:r>
@@ -1041,16 +971,14 @@
           <w:sz w:val="24"/>
           <w:szCs w:val="22"/>
         </w:rPr>
-        <w:t>pca</w:t>
-      </w:r>
-      <w:proofErr w:type="spellEnd"/>
-      <w:r>
-        <w:rPr>
-          <w:rFonts w:ascii="Times New Roman" w:hAnsi="Times New Roman" w:cs="Times New Roman"/>
-          <w:sz w:val="24"/>
-          <w:szCs w:val="22"/>
-        </w:rPr>
-        <w:t>[</w:t>
+      </w:r>
+      <w:proofErr w:type="spellEnd"/>
+      <w:r>
+        <w:rPr>
+          <w:rFonts w:ascii="Times New Roman" w:hAnsi="Times New Roman" w:cs="Times New Roman"/>
+          <w:sz w:val="24"/>
+          <w:szCs w:val="22"/>
+        </w:rPr>
       </w:r>
       <w:proofErr w:type="gramEnd"/>
       <w:r>
@@ -1059,43 +987,38 @@
           <w:sz w:val="24"/>
           <w:szCs w:val="22"/>
         </w:rPr>
-        <w:t>y==</w:t>
-      </w:r>
-      <w:proofErr w:type="spellStart"/>
-      <w:r>
-        <w:rPr>
-          <w:rFonts w:ascii="Times New Roman" w:hAnsi="Times New Roman" w:cs="Times New Roman"/>
-          <w:sz w:val="24"/>
-          <w:szCs w:val="22"/>
-        </w:rPr>
-        <w:t>i</w:t>
-      </w:r>
-      <w:proofErr w:type="spellEnd"/>
-      <w:r>
-        <w:rPr>
-          <w:rFonts w:ascii="Times New Roman" w:hAnsi="Times New Roman" w:cs="Times New Roman"/>
-          <w:sz w:val="24"/>
-          <w:szCs w:val="22"/>
-        </w:rPr>
-        <w:t>, 1], label=</w:t>
-      </w:r>
-      <w:proofErr w:type="spellStart"/>
-      <w:r>
-        <w:rPr>
-          <w:rFonts w:ascii="Times New Roman" w:hAnsi="Times New Roman" w:cs="Times New Roman"/>
-          <w:sz w:val="24"/>
-          <w:szCs w:val="22"/>
-        </w:rPr>
-        <w:t>target_name</w:t>
-      </w:r>
-      <w:proofErr w:type="spellEnd"/>
-      <w:r>
-        <w:rPr>
-          <w:rFonts w:ascii="Times New Roman" w:hAnsi="Times New Roman" w:cs="Times New Roman"/>
-          <w:sz w:val="24"/>
-          <w:szCs w:val="22"/>
-        </w:rPr>
-        <w:t>)</w:t>
+      </w:r>
+      <w:proofErr w:type="spellStart"/>
+      <w:r>
+        <w:rPr>
+          <w:rFonts w:ascii="Times New Roman" w:hAnsi="Times New Roman" w:cs="Times New Roman"/>
+          <w:sz w:val="24"/>
+          <w:szCs w:val="22"/>
+        </w:rPr>
+      </w:r>
+      <w:proofErr w:type="spellEnd"/>
+      <w:r>
+        <w:rPr>
+          <w:rFonts w:ascii="Times New Roman" w:hAnsi="Times New Roman" w:cs="Times New Roman"/>
+          <w:sz w:val="24"/>
+          <w:szCs w:val="22"/>
+        </w:rPr>
+      </w:r>
+      <w:proofErr w:type="spellStart"/>
+      <w:r>
+        <w:rPr>
+          <w:rFonts w:ascii="Times New Roman" w:hAnsi="Times New Roman" w:cs="Times New Roman"/>
+          <w:sz w:val="24"/>
+          <w:szCs w:val="22"/>
+        </w:rPr>
+      </w:r>
+      <w:proofErr w:type="spellEnd"/>
+      <w:r>
+        <w:rPr>
+          <w:rFonts w:ascii="Times New Roman" w:hAnsi="Times New Roman" w:cs="Times New Roman"/>
+          <w:sz w:val="24"/>
+          <w:szCs w:val="22"/>
+        </w:rPr>
       </w:r>
     </w:p>
     <w:p>
@@ -1114,7 +1037,7 @@
           <w:sz w:val="24"/>
           <w:szCs w:val="22"/>
         </w:rPr>
-        <w:t>plt.xlabel</w:t>
+        <w:t>print('Reduced feature shape:', X_reduced.shape)</w:t>
       </w:r>
       <w:proofErr w:type="spellEnd"/>
       <w:proofErr w:type="gramEnd"/>
@@ -1124,7 +1047,6 @@
           <w:sz w:val="24"/>
           <w:szCs w:val="22"/>
         </w:rPr>
-        <w:t>('PC1')</w:t>
       </w:r>
     </w:p>
     <w:p>
@@ -1143,7 +1065,7 @@
           <w:sz w:val="24"/>
           <w:szCs w:val="22"/>
         </w:rPr>
-        <w:t>plt.ylabel</w:t>
+        <w:t>print('Explained variance per component:', pca.explained_variance_ratio_)</w:t>
       </w:r>
       <w:proofErr w:type="spellEnd"/>
       <w:proofErr w:type="gramEnd"/>
@@ -1153,7 +1075,6 @@
           <w:sz w:val="24"/>
           <w:szCs w:val="22"/>
         </w:rPr>
-        <w:t>('PC2')</w:t>
       </w:r>
     </w:p>
     <w:p>
@@ -1172,7 +1093,7 @@
           <w:sz w:val="24"/>
           <w:szCs w:val="22"/>
         </w:rPr>
-        <w:t>plt.title</w:t>
+        <w:t>print('Total variance retained: {:.2f}%'.format(sum(pca.explained_variance_ratio_)*100))</w:t>
       </w:r>
       <w:proofErr w:type="spellEnd"/>
       <w:proofErr w:type="gramEnd"/>
@@ -1182,7 +1103,6 @@
           <w:sz w:val="24"/>
           <w:szCs w:val="22"/>
         </w:rPr>
-        <w:t>('PCA of Iris Dataset')</w:t>
       </w:r>
     </w:p>
     <w:p>
@@ -1201,8 +1121,6 @@
           <w:sz w:val="24"/>
           <w:szCs w:val="22"/>
         </w:rPr>
-        <w:lastRenderedPageBreak/>
-        <w:t>plt.legend</w:t>
       </w:r>
       <w:proofErr w:type="spellEnd"/>
       <w:proofErr w:type="gramEnd"/>
@@ -1212,7 +1130,6 @@
           <w:sz w:val="24"/>
           <w:szCs w:val="22"/>
         </w:rPr>
-        <w:t>()</w:t>
       </w:r>
     </w:p>
     <w:p>
@@ -1231,7 +1148,7 @@
           <w:sz w:val="24"/>
           <w:szCs w:val="22"/>
         </w:rPr>
-        <w:t>plt.show</w:t>
+        <w:t># Step 4: Plot the 2D projection</w:t>
       </w:r>
       <w:proofErr w:type="spellEnd"/>
       <w:proofErr w:type="gramEnd"/>
@@ -1241,50 +1158,52 @@
           <w:sz w:val="24"/>
           <w:szCs w:val="22"/>
         </w:rPr>
-        <w:t>()</w:t>
-      </w:r>
-    </w:p>
-    <w:p>
-      <w:pPr>
-        <w:rPr>
-          <w:rFonts w:ascii="Times New Roman" w:hAnsi="Times New Roman" w:cs="Times New Roman"/>
-          <w:sz w:val="24"/>
-          <w:szCs w:val="22"/>
-        </w:rPr>
-      </w:pPr>
-    </w:p>
-    <w:p>
-      <w:pPr>
-        <w:rPr>
-          <w:rFonts w:ascii="Times New Roman" w:hAnsi="Times New Roman" w:cs="Times New Roman"/>
-          <w:sz w:val="24"/>
-          <w:szCs w:val="22"/>
-        </w:rPr>
-      </w:pPr>
-      <w:r>
-        <w:rPr>
-          <w:rFonts w:ascii="Times New Roman" w:hAnsi="Times New Roman" w:cs="Times New Roman"/>
-          <w:sz w:val="24"/>
-          <w:szCs w:val="22"/>
-        </w:rPr>
-        <w:t>Explained variance ratio: [0.72962445 0.22850762]</w:t>
-      </w:r>
-    </w:p>
-    <w:p>
-      <w:pPr>
-        <w:rPr>
-          <w:rFonts w:ascii="Times New Roman" w:hAnsi="Times New Roman" w:cs="Times New Roman"/>
-          <w:sz w:val="24"/>
-          <w:szCs w:val="22"/>
-        </w:rPr>
-      </w:pPr>
-      <w:r>
-        <w:rPr>
-          <w:rFonts w:ascii="Times New Roman" w:hAnsi="Times New Roman" w:cs="Times New Roman"/>
-          <w:sz w:val="24"/>
-          <w:szCs w:val="22"/>
-        </w:rPr>
-        <w:t>Sum of explained variance: 0.9581320720000166</w:t>
+      </w:r>
+    </w:p>
+    <w:p>
+      <w:pPr>
+        <w:rPr>
+          <w:rFonts w:ascii="Times New Roman" w:hAnsi="Times New Roman" w:cs="Times New Roman"/>
+          <w:sz w:val="24"/>
+          <w:szCs w:val="22"/>
+        </w:rPr>
+      </w:pPr>
+      <w:r>
+        <w:t>colors = ['darkorange', 'steelblue', 'green']</w:t>
+      </w:r>
+    </w:p>
+    <w:p>
+      <w:pPr>
+        <w:rPr>
+          <w:rFonts w:ascii="Times New Roman" w:hAnsi="Times New Roman" w:cs="Times New Roman"/>
+          <w:sz w:val="24"/>
+          <w:szCs w:val="22"/>
+        </w:rPr>
+      </w:pPr>
+      <w:r>
+        <w:rPr>
+          <w:rFonts w:ascii="Times New Roman" w:hAnsi="Times New Roman" w:cs="Times New Roman"/>
+          <w:sz w:val="24"/>
+          <w:szCs w:val="22"/>
+        </w:rPr>
+        <w:t>plt.figure(figsize=(8, 6))</w:t>
+      </w:r>
+    </w:p>
+    <w:p>
+      <w:pPr>
+        <w:rPr>
+          <w:rFonts w:ascii="Times New Roman" w:hAnsi="Times New Roman" w:cs="Times New Roman"/>
+          <w:sz w:val="24"/>
+          <w:szCs w:val="22"/>
+        </w:rPr>
+      </w:pPr>
+      <w:r>
+        <w:rPr>
+          <w:rFonts w:ascii="Times New Roman" w:hAnsi="Times New Roman" w:cs="Times New Roman"/>
+          <w:sz w:val="24"/>
+          <w:szCs w:val="22"/>
+        </w:rPr>
+        <w:t>for class_id, class_name in enumerate(iris.target_names):</w:t>
       </w:r>
     </w:p>
     <w:p>
@@ -1297,6 +1216,9 @@
           <w:szCs w:val="22"/>
         </w:rPr>
       </w:pPr>
+      <w:r>
+        <w:t xml:space="preserve">    mask = y == class_id</w:t>
+      </w:r>
     </w:p>
     <w:p>
       <w:pPr>
@@ -1316,6 +1238,202 @@
           <w:sz w:val="24"/>
           <w:szCs w:val="22"/>
         </w:rPr>
+        <w:t xml:space="preserve">    plt.scatter(X_reduced[mask, 0], X_reduced[mask, 1], label=class_name, color=colors[class_id], s=60)</w:t>
+      </w:r>
+    </w:p>
+    <w:p>
+      <w:pPr>
+        <w:rPr>
+          <w:rFonts w:ascii="Times New Roman" w:hAnsi="Times New Roman" w:cs="Times New Roman"/>
+          <w:sz w:val="20"/>
+          <w:szCs w:val="18"/>
+        </w:rPr>
+      </w:pPr>
+      <w:r>
+        <w:rPr>
+          <w:rFonts w:ascii="Times New Roman" w:hAnsi="Times New Roman" w:cs="Times New Roman"/>
+          <w:noProof/>
+          <w:sz w:val="20"/>
+          <w:szCs w:val="18"/>
+        </w:rPr>
+        <w:t>plt.title('PCA — Iris Dataset (2 Principal Components)')</w:t>
+      </w:r>
+    </w:p>
+    <w:p>
+      <w:pPr>
+        <w:rPr>
+          <w:rFonts w:ascii="Times New Roman" w:hAnsi="Times New Roman" w:cs="Times New Roman"/>
+          <w:sz w:val="20"/>
+          <w:szCs w:val="18"/>
+        </w:rPr>
+      </w:pPr>
+      <w:r>
+        <w:rPr>
+          <w:rFonts w:ascii="Times New Roman" w:hAnsi="Times New Roman" w:cs="Times New Roman"/>
+          <w:noProof/>
+          <w:sz w:val="20"/>
+          <w:szCs w:val="18"/>
+        </w:rPr>
+        <w:t>plt.xlabel('Principal Component 1')</w:t>
+      </w:r>
+    </w:p>
+    <w:p>
+      <w:pPr>
+        <w:rPr>
+          <w:rFonts w:ascii="Times New Roman" w:hAnsi="Times New Roman" w:cs="Times New Roman"/>
+          <w:sz w:val="20"/>
+          <w:szCs w:val="18"/>
+        </w:rPr>
+      </w:pPr>
+      <w:r>
+        <w:rPr>
+          <w:rFonts w:ascii="Times New Roman" w:hAnsi="Times New Roman" w:cs="Times New Roman"/>
+          <w:noProof/>
+          <w:sz w:val="20"/>
+          <w:szCs w:val="18"/>
+        </w:rPr>
+        <w:t>plt.ylabel('Principal Component 2')</w:t>
+      </w:r>
+    </w:p>
+    <w:p>
+      <w:pPr>
+        <w:rPr>
+          <w:rFonts w:ascii="Times New Roman" w:hAnsi="Times New Roman" w:cs="Times New Roman"/>
+          <w:sz w:val="20"/>
+          <w:szCs w:val="18"/>
+        </w:rPr>
+      </w:pPr>
+      <w:r>
+        <w:rPr>
+          <w:rFonts w:ascii="Times New Roman" w:hAnsi="Times New Roman" w:cs="Times New Roman"/>
+          <w:noProof/>
+          <w:sz w:val="20"/>
+          <w:szCs w:val="18"/>
+        </w:rPr>
+        <w:t>plt.legend()</w:t>
+      </w:r>
+    </w:p>
+    <w:p>
+      <w:pPr>
+        <w:rPr>
+          <w:rFonts w:ascii="Times New Roman" w:hAnsi="Times New Roman" w:cs="Times New Roman"/>
+          <w:sz w:val="20"/>
+          <w:szCs w:val="18"/>
+        </w:rPr>
+      </w:pPr>
+      <w:r>
+        <w:rPr>
+          <w:rFonts w:ascii="Times New Roman" w:hAnsi="Times New Roman" w:cs="Times New Roman"/>
+          <w:noProof/>
+          <w:sz w:val="20"/>
+          <w:szCs w:val="18"/>
+        </w:rPr>
+        <w:t>plt.tight_layout()</w:t>
+      </w:r>
+    </w:p>
+    <w:p>
+      <w:pPr>
+        <w:rPr>
+          <w:rFonts w:ascii="Times New Roman" w:hAnsi="Times New Roman" w:cs="Times New Roman"/>
+          <w:sz w:val="20"/>
+          <w:szCs w:val="18"/>
+        </w:rPr>
+      </w:pPr>
+      <w:r>
+        <w:rPr>
+          <w:rFonts w:ascii="Times New Roman" w:hAnsi="Times New Roman" w:cs="Times New Roman"/>
+          <w:noProof/>
+          <w:sz w:val="20"/>
+          <w:szCs w:val="18"/>
+        </w:rPr>
+        <w:t>plt.show()</w:t>
+      </w:r>
+    </w:p>
+    <w:p>
+      <w:pPr>
+        <w:rPr>
+          <w:rFonts w:ascii="Times New Roman" w:hAnsi="Times New Roman" w:cs="Times New Roman"/>
+          <w:sz w:val="20"/>
+          <w:szCs w:val="18"/>
+        </w:rPr>
+      </w:pPr>
+      <w:r>
+        <w:rPr>
+          <w:rFonts w:ascii="Times New Roman" w:hAnsi="Times New Roman" w:cs="Times New Roman"/>
+          <w:noProof/>
+          <w:sz w:val="20"/>
+          <w:szCs w:val="18"/>
+        </w:rPr>
+      </w:r>
+    </w:p>
+    <w:p>
+      <w:pPr>
+        <w:rPr>
+          <w:rFonts w:ascii="Times New Roman" w:hAnsi="Times New Roman" w:cs="Times New Roman"/>
+          <w:sz w:val="20"/>
+          <w:szCs w:val="18"/>
+        </w:rPr>
+      </w:pPr>
+      <w:r>
+        <w:rPr>
+          <w:rFonts w:ascii="Times New Roman" w:hAnsi="Times New Roman" w:cs="Times New Roman"/>
+          <w:noProof/>
+          <w:sz w:val="20"/>
+          <w:szCs w:val="18"/>
+        </w:rPr>
+        <w:t>Explained variance ratio: [0.72962445 0.22850762]</w:t>
+      </w:r>
+    </w:p>
+    <w:p>
+      <w:pPr>
+        <w:rPr>
+          <w:rFonts w:ascii="Times New Roman" w:hAnsi="Times New Roman" w:cs="Times New Roman"/>
+          <w:sz w:val="20"/>
+          <w:szCs w:val="18"/>
+        </w:rPr>
+      </w:pPr>
+      <w:r>
+        <w:rPr>
+          <w:rFonts w:ascii="Times New Roman" w:hAnsi="Times New Roman" w:cs="Times New Roman"/>
+          <w:noProof/>
+          <w:sz w:val="20"/>
+          <w:szCs w:val="18"/>
+        </w:rPr>
+        <w:t>Total variance retained: 95.81%</w:t>
+      </w:r>
+    </w:p>
+    <w:p>
+      <w:pPr>
+        <w:rPr>
+          <w:rFonts w:ascii="Times New Roman" w:hAnsi="Times New Roman" w:cs="Times New Roman"/>
+          <w:sz w:val="20"/>
+          <w:szCs w:val="18"/>
+        </w:rPr>
+      </w:pPr>
+      <w:r>
+        <w:rPr>
+          <w:rFonts w:ascii="Times New Roman" w:hAnsi="Times New Roman" w:cs="Times New Roman"/>
+          <w:noProof/>
+          <w:sz w:val="20"/>
+          <w:szCs w:val="18"/>
+        </w:rPr>
+      </w:r>
+    </w:p>
+    <w:p>
+      <w:pPr>
+        <w:rPr>
+          <w:rFonts w:ascii="Times New Roman" w:hAnsi="Times New Roman" w:cs="Times New Roman"/>
+          <w:sz w:val="20"/>
+          <w:szCs w:val="18"/>
+        </w:rPr>
+      </w:pPr>
+      <w:r>
+        <w:rPr>
+          <w:rFonts w:ascii="Times New Roman" w:hAnsi="Times New Roman" w:cs="Times New Roman"/>
+          <w:noProof/>
+          <w:sz w:val="20"/>
+          <w:szCs w:val="18"/>
+        </w:rPr>
         <w:t>Output:</w:t>
       </w:r>
     </w:p>
@@ -1334,41 +1452,57 @@
           <w:sz w:val="20"/>
           <w:szCs w:val="18"/>
         </w:rPr>
-        <w:drawing>
-          <wp:inline distT="0" distB="0" distL="0" distR="0" wp14:anchorId="4904CF04" wp14:editId="5025DA37">
-            <wp:extent cx="5731510" cy="4697095"/>
-            <wp:effectExtent l="0" t="0" r="2540" b="8255"/>
-            <wp:docPr id="547890531" name="Picture 1"/>
-            <wp:cNvGraphicFramePr>
-              <a:graphicFrameLocks xmlns:a="http://schemas.openxmlformats.org/drawingml/2006/main" noChangeAspect="1"/>
-            </wp:cNvGraphicFramePr>
-            <a:graphic xmlns:a="http://schemas.openxmlformats.org/drawingml/2006/main">
-              <a:graphicData uri="http://schemas.openxmlformats.org/drawingml/2006/picture">
-                <pic:pic xmlns:pic="http://schemas.openxmlformats.org/drawingml/2006/picture">
-                  <pic:nvPicPr>
-                    <pic:cNvPr id="547890531" name=""/>
-                    <pic:cNvPicPr/>
-                  </pic:nvPicPr>
-                  <pic:blipFill>
-                    <a:blip r:embed="rId4"/>
-                    <a:stretch>
-                      <a:fillRect/>
-                    </a:stretch>
-                  </pic:blipFill>
-                  <pic:spPr>
-                    <a:xfrm>
-                      <a:off x="0" y="0"/>
-                      <a:ext cx="5731510" cy="4697095"/>
-                    </a:xfrm>
-                    <a:prstGeom prst="rect">
-                      <a:avLst/>
-                    </a:prstGeom>
-                  </pic:spPr>
-                </pic:pic>
-              </a:graphicData>
-            </a:graphic>
-          </wp:inline>
-        </w:drawing>
+      </w:r>
+    </w:p>
+    <w:p>
+      <w:pPr>
+        <w:rPr>
+          <w:rFonts w:ascii="Times New Roman" w:hAnsi="Times New Roman" w:cs="Times New Roman"/>
+          <w:sz w:val="20"/>
+          <w:szCs w:val="18"/>
+        </w:rPr>
+      </w:pPr>
+      <w:r>
+        <w:rPr>
+          <w:rFonts w:ascii="Times New Roman" w:hAnsi="Times New Roman" w:cs="Times New Roman"/>
+          <w:noProof/>
+          <w:sz w:val="20"/>
+          <w:szCs w:val="18"/>
+        </w:rPr>
+      </w:r>
+    </w:p>
+    <w:p>
+      <w:pPr>
+        <w:rPr>
+          <w:rFonts w:ascii="Times New Roman" w:hAnsi="Times New Roman" w:cs="Times New Roman"/>
+          <w:sz w:val="20"/>
+          <w:szCs w:val="18"/>
+        </w:rPr>
+      </w:pPr>
+      <w:r>
+        <w:rPr>
+          <w:rFonts w:ascii="Times New Roman" w:hAnsi="Times New Roman" w:cs="Times New Roman"/>
+          <w:noProof/>
+          <w:sz w:val="20"/>
+          <w:szCs w:val="18"/>
+        </w:rPr>
+      </w:r>
+    </w:p>
+    <w:p>
+      <w:pPr>
+        <w:rPr>
+          <w:rFonts w:ascii="Times New Roman" w:hAnsi="Times New Roman" w:cs="Times New Roman"/>
+          <w:sz w:val="20"/>
+          <w:szCs w:val="18"/>
+        </w:rPr>
+      </w:pPr>
+      <w:r>
+        <w:rPr>
+          <w:rFonts w:ascii="Times New Roman" w:hAnsi="Times New Roman" w:cs="Times New Roman"/>
+          <w:noProof/>
+          <w:sz w:val="20"/>
+          <w:szCs w:val="18"/>
+        </w:rPr>
       </w:r>
     </w:p>
     <w:sectPr>
